--- a/trip/yuhuan/yuhuan_en.docx
+++ b/trip/yuhuan/yuhuan_en.docx
@@ -127,12 +127,12 @@
     </w:p>
     <w:p>
       <w:pPr>
-        <w:spacing w:after="60" w:lineRule="auto" w:line="300"/>
+        <w:spacing w:after="80" w:lineRule="auto" w:line="300"/>
       </w:pPr>
       <w:r>
         <w:rPr>
           <w:rFonts w:ascii="Helvetica Neue" w:hAnsi="Helvetica Neue" w:eastAsia="PingFang SC"/>
-          <w:b w:val="0"/>
+          <w:b/>
           <w:sz w:val="21"/>
         </w:rPr>
         <w:t>Dinner: Near the hotel</w:t>
@@ -167,12 +167,12 @@
     </w:p>
     <w:p>
       <w:pPr>
-        <w:spacing w:after="60" w:lineRule="auto" w:line="300"/>
+        <w:spacing w:after="80" w:lineRule="auto" w:line="300"/>
       </w:pPr>
       <w:r>
         <w:rPr>
           <w:rFonts w:ascii="Helvetica Neue" w:hAnsi="Helvetica Neue" w:eastAsia="PingFang SC"/>
-          <w:b w:val="0"/>
+          <w:b/>
           <w:sz w:val="21"/>
         </w:rPr>
         <w:t>Lunch: Housha / Kanmen area</w:t>
@@ -180,12 +180,12 @@
     </w:p>
     <w:p>
       <w:pPr>
-        <w:spacing w:after="60" w:lineRule="auto" w:line="300"/>
+        <w:spacing w:after="80" w:lineRule="auto" w:line="300"/>
       </w:pPr>
       <w:r>
         <w:rPr>
           <w:rFonts w:ascii="Helvetica Neue" w:hAnsi="Helvetica Neue" w:eastAsia="PingFang SC"/>
-          <w:b w:val="0"/>
+          <w:b/>
           <w:sz w:val="21"/>
         </w:rPr>
         <w:t>Dinner: Housha sea-view or hotel area</w:t>
@@ -220,12 +220,12 @@
     </w:p>
     <w:p>
       <w:pPr>
-        <w:spacing w:after="60" w:lineRule="auto" w:line="300"/>
+        <w:spacing w:after="80" w:lineRule="auto" w:line="300"/>
       </w:pPr>
       <w:r>
         <w:rPr>
           <w:rFonts w:ascii="Helvetica Neue" w:hAnsi="Helvetica Neue" w:eastAsia="PingFang SC"/>
-          <w:b w:val="0"/>
+          <w:b/>
           <w:sz w:val="21"/>
         </w:rPr>
         <w:t>Lunch: Housha / Kanmen area</w:t>
@@ -233,12 +233,12 @@
     </w:p>
     <w:p>
       <w:pPr>
-        <w:spacing w:after="60" w:lineRule="auto" w:line="300"/>
+        <w:spacing w:after="80" w:lineRule="auto" w:line="300"/>
       </w:pPr>
       <w:r>
         <w:rPr>
           <w:rFonts w:ascii="Helvetica Neue" w:hAnsi="Helvetica Neue" w:eastAsia="PingFang SC"/>
-          <w:b w:val="0"/>
+          <w:b/>
           <w:sz w:val="21"/>
         </w:rPr>
         <w:t>Dinner: Housha sea-view or hotel area</w:t>

--- a/trip/yuhuan/yuhuan_en.docx
+++ b/trip/yuhuan/yuhuan_en.docx
@@ -108,7 +108,7 @@
           <w:b/>
           <w:sz w:val="24"/>
         </w:rPr>
-        <w:t>D1(Sep xx) Departure</w:t>
+        <w:t>D0(Sep xx) Departure</w:t>
       </w:r>
     </w:p>
     <w:p>
@@ -162,7 +162,7 @@
           <w:b/>
           <w:sz w:val="24"/>
         </w:rPr>
-        <w:t>D2(Sep xx)</w:t>
+        <w:t>D1(Sep xx)</w:t>
       </w:r>
     </w:p>
     <w:p>
@@ -215,7 +215,7 @@
           <w:b/>
           <w:sz w:val="24"/>
         </w:rPr>
-        <w:t>D3(Sep xx)</w:t>
+        <w:t>D1(Sep xx)</w:t>
       </w:r>
     </w:p>
     <w:p>
@@ -268,7 +268,7 @@
           <w:b/>
           <w:sz w:val="24"/>
         </w:rPr>
-        <w:t>D4(Sep xx) Return</w:t>
+        <w:t>D1(Sep xx) Return</w:t>
       </w:r>
     </w:p>
     <w:p>
